--- a/docs/ZRdp_SVN_Bridge_設計書_0.7.14.docx
+++ b/docs/ZRdp_SVN_Bridge_設計書_0.7.14.docx
@@ -406,7 +406,7 @@
               <w:rPr>
                 <w:sz w:val="19"/>
               </w:rPr>
-              <w:t>2026-08-01</w:t>
+              <w:t>2026-08-03</w:t>
             </w:r>
           </w:p>
         </w:tc>
@@ -8976,32 +8976,7 @@
         </w:numPr>
       </w:pPr>
       <w:r>
-        <w:t xml:space="preserve">Microsoft credential </w:t>
-      </w:r>
-      <w:proofErr w:type="spellStart"/>
-      <w:r>
-        <w:t>UI</w:t>
-      </w:r>
-      <w:r>
-        <w:t>の所定の取消条件では追加</w:t>
-      </w:r>
-      <w:r>
-        <w:t>error</w:t>
-      </w:r>
-      <w:proofErr w:type="spellEnd"/>
-      <w:r>
-        <w:t xml:space="preserve"> </w:t>
-      </w:r>
-      <w:proofErr w:type="spellStart"/>
-      <w:r>
-        <w:t>dialog</w:t>
-      </w:r>
-      <w:r>
-        <w:t>を出さない</w:t>
-      </w:r>
-      <w:proofErr w:type="spellEnd"/>
-      <w:r>
-        <w:t>。</w:t>
+        <w:t>Microsoft credential UIの所定の取消条件では追加error dialogを表示しない。同一試行で認証warningを二回以上表示した後、login未完了、非local、credential取消以外、discReason=263／ExtendedDisconnectReason=0完全一致で切断した場合は、certificate警告の取消候補として追加errorを表示せず、そのsession Windowだけを閉じる。</w:t>
       </w:r>
     </w:p>
     <w:p>

--- a/docs/ZRdp_SVN_Bridge_設計書_0.7.14.docx
+++ b/docs/ZRdp_SVN_Bridge_設計書_0.7.14.docx
@@ -346,14 +346,12 @@
             <w:pPr>
               <w:spacing w:after="0"/>
             </w:pPr>
-            <w:proofErr w:type="spellStart"/>
             <w:r>
               <w:rPr>
                 <w:sz w:val="19"/>
               </w:rPr>
-              <w:t>社内試行配布候補</w:t>
-            </w:r>
-            <w:proofErr w:type="spellEnd"/>
+              <w:t>社内試行初版</w:t>
+            </w:r>
           </w:p>
         </w:tc>
       </w:tr>
